--- a/klagomålsmail/A 30524-2026 FSC-klagomål mail.docx
+++ b/klagomålsmail/A 30524-2026 FSC-klagomål mail.docx
@@ -11,7 +11,7 @@
     </w:p>
     <w:p>
       <w:r>
-        <w:t>Vi vill informera om att det i och inom 10 meter från avverkningsanmälan A 30524-2026 i Kiruna kommun har hittats 10 naturvårdsarter varav 9 är rödlistade.</w:t>
+        <w:t>Vi vill informera om att det i och inom 19 meter från avverkningsanmälan A 30524-2026 i Kiruna kommun har hittats 20 naturvårdsarter varav 16 är rödlistade.</w:t>
       </w:r>
     </w:p>
     <w:p>
